--- a/docs/MCP-Based_Distributed_RAG_Architecture.docx
+++ b/docs/MCP-Based_Distributed_RAG_Architecture.docx
@@ -90,6 +90,63 @@
     </w:p>
     <w:p/>
     <w:p/>
+    <w:p>
+      <w:pPr>
+        <w:pStyle w:val="Heading2"/>
+      </w:pPr>
+      <w:r>
+        <w:t>Design Discussion</w:t>
+      </w:r>
+    </w:p>
+    <w:p/>
+    <w:p>
+      <w:pPr>
+        <w:pStyle w:val="Heading3"/>
+      </w:pPr>
+      <w:r>
+        <w:t>Query Classifier</w:t>
+      </w:r>
+    </w:p>
+    <w:p>
+      <w:r>
+        <w:t xml:space="preserve">This node performs </w:t>
+      </w:r>
+    </w:p>
+    <w:p/>
+    <w:p/>
+    <w:p/>
+    <w:p>
+      <w:pPr>
+        <w:pStyle w:val="Heading1"/>
+      </w:pPr>
+      <w:r>
+        <w:t>References</w:t>
+      </w:r>
+    </w:p>
+    <w:p/>
+    <w:p>
+      <w:r>
+        <w:t xml:space="preserve">[1] MCP-based Distributed RAG Architecture Design Doc: </w:t>
+      </w:r>
+      <w:hyperlink r:id="rId5" w:history="1">
+        <w:r>
+          <w:rPr>
+            <w:rStyle w:val="Hyperlink"/>
+          </w:rPr>
+          <w:t>src/examples/langgraph/mcp_rag/mcp-distributed-rag-architecture.md</w:t>
+        </w:r>
+      </w:hyperlink>
+    </w:p>
+    <w:p>
+      <w:r>
+        <w:t xml:space="preserve">[2] </w:t>
+      </w:r>
+    </w:p>
+    <w:p>
+      <w:r>
+        <w:t>[3]</w:t>
+      </w:r>
+    </w:p>
     <w:sectPr>
       <w:pgSz w:w="12240" w:h="15840"/>
       <w:pgMar w:top="1440" w:right="1440" w:bottom="1440" w:left="1440" w:header="720" w:footer="720" w:gutter="0"/>
@@ -534,7 +591,6 @@
     <w:next w:val="Normal"/>
     <w:link w:val="Heading2Char"/>
     <w:uiPriority w:val="9"/>
-    <w:semiHidden/>
     <w:unhideWhenUsed/>
     <w:qFormat/>
     <w:rsid w:val="00534BDE"/>
@@ -556,20 +612,18 @@
     <w:next w:val="Normal"/>
     <w:link w:val="Heading3Char"/>
     <w:uiPriority w:val="9"/>
-    <w:semiHidden/>
     <w:unhideWhenUsed/>
     <w:qFormat/>
-    <w:rsid w:val="00534BDE"/>
+    <w:rsid w:val="007650E1"/>
     <w:pPr>
       <w:keepNext/>
       <w:keepLines/>
-      <w:spacing w:before="160" w:after="80"/>
       <w:outlineLvl w:val="2"/>
     </w:pPr>
     <w:rPr>
-      <w:rFonts w:eastAsiaTheme="majorEastAsia" w:cstheme="majorBidi"/>
+      <w:rFonts w:ascii="Calibri Light" w:eastAsiaTheme="majorEastAsia" w:hAnsi="Calibri Light" w:cstheme="majorBidi"/>
       <w:color w:val="0F4761" w:themeColor="accent1" w:themeShade="BF"/>
-      <w:sz w:val="28"/>
+      <w:sz w:val="22"/>
       <w:szCs w:val="28"/>
     </w:rPr>
   </w:style>
@@ -748,7 +802,6 @@
     <w:basedOn w:val="DefaultParagraphFont"/>
     <w:link w:val="Heading2"/>
     <w:uiPriority w:val="9"/>
-    <w:semiHidden/>
     <w:rsid w:val="00534BDE"/>
     <w:rPr>
       <w:rFonts w:ascii="Calibri Light" w:eastAsiaTheme="majorEastAsia" w:hAnsi="Calibri Light" w:cstheme="majorBidi"/>
@@ -761,12 +814,11 @@
     <w:basedOn w:val="DefaultParagraphFont"/>
     <w:link w:val="Heading3"/>
     <w:uiPriority w:val="9"/>
-    <w:semiHidden/>
-    <w:rsid w:val="00534BDE"/>
-    <w:rPr>
-      <w:rFonts w:eastAsiaTheme="majorEastAsia" w:cstheme="majorBidi"/>
+    <w:rsid w:val="007650E1"/>
+    <w:rPr>
+      <w:rFonts w:ascii="Calibri Light" w:eastAsiaTheme="majorEastAsia" w:hAnsi="Calibri Light" w:cstheme="majorBidi"/>
       <w:color w:val="0F4761" w:themeColor="accent1" w:themeShade="BF"/>
-      <w:sz w:val="28"/>
+      <w:sz w:val="22"/>
       <w:szCs w:val="28"/>
     </w:rPr>
   </w:style>
@@ -1017,6 +1069,29 @@
       <w:smallCaps/>
       <w:color w:val="0F4761" w:themeColor="accent1" w:themeShade="BF"/>
       <w:spacing w:val="5"/>
+    </w:rPr>
+  </w:style>
+  <w:style w:type="character" w:styleId="Hyperlink">
+    <w:name w:val="Hyperlink"/>
+    <w:basedOn w:val="DefaultParagraphFont"/>
+    <w:uiPriority w:val="99"/>
+    <w:unhideWhenUsed/>
+    <w:rsid w:val="00B97282"/>
+    <w:rPr>
+      <w:color w:val="467886" w:themeColor="hyperlink"/>
+      <w:u w:val="single"/>
+    </w:rPr>
+  </w:style>
+  <w:style w:type="character" w:styleId="UnresolvedMention">
+    <w:name w:val="Unresolved Mention"/>
+    <w:basedOn w:val="DefaultParagraphFont"/>
+    <w:uiPriority w:val="99"/>
+    <w:semiHidden/>
+    <w:unhideWhenUsed/>
+    <w:rsid w:val="00B97282"/>
+    <w:rPr>
+      <w:color w:val="605E5C"/>
+      <w:shd w:val="clear" w:color="auto" w:fill="E1DFDD"/>
     </w:rPr>
   </w:style>
 </w:styles>

--- a/docs/MCP-Based_Distributed_RAG_Architecture.docx
+++ b/docs/MCP-Based_Distributed_RAG_Architecture.docx
@@ -111,7 +111,301 @@
       <w:r>
         <w:t xml:space="preserve">This node performs </w:t>
       </w:r>
-    </w:p>
+      <w:r>
+        <w:t xml:space="preserve">intent detection and topic classification on the incoming query. It determines the query type (factual, analytical, multi-hop, comparative) which directly informs which retrieval sources are relevant. </w:t>
+      </w:r>
+      <w:r>
+        <w:t xml:space="preserve">It determines the query type (factual , analytical, multi-hop, comparative) </w:t>
+      </w:r>
+      <w:r>
+        <w:t>which directly informs which retrieval sources are relevant. Using lightweight classifier here rather than sending every query to every source reduces latency by 40-60% on average.</w:t>
+      </w:r>
+    </w:p>
+    <w:p/>
+    <w:p>
+      <w:pPr>
+        <w:pStyle w:val="Heading3"/>
+      </w:pPr>
+      <w:r>
+        <w:t>Route Planner</w:t>
+      </w:r>
+    </w:p>
+    <w:p>
+      <w:r>
+        <w:t>Based on the classification, the planner constructs an execution plan specifying which MCP servers to invoke and in what order.</w:t>
+      </w:r>
+      <w:r>
+        <w:t xml:space="preserve"> For independent retrievals, it marks them for parallel execution. </w:t>
+      </w:r>
+      <w:r>
+        <w:t>For dependent retrievals (mult</w:t>
+      </w:r>
+      <w:r>
+        <w:t>i</w:t>
+      </w:r>
+      <w:r>
+        <w:t xml:space="preserve">-hop), it defines a sequential chain. </w:t>
+      </w:r>
+    </w:p>
+    <w:p/>
+    <w:p>
+      <w:pPr>
+        <w:pStyle w:val="Heading3"/>
+      </w:pPr>
+      <w:r>
+        <w:lastRenderedPageBreak/>
+        <w:t>Fan-Out Controller</w:t>
+      </w:r>
+    </w:p>
+    <w:p>
+      <w:r>
+        <w:t xml:space="preserve">Manages parallel MCP server invocations with configurable timeouts and fallback strategies. </w:t>
+      </w:r>
+      <w:r>
+        <w:t>If a server fails or times out, results from remaining servers are still used. This implements the scatter-gather pattern common in distributed systems.</w:t>
+      </w:r>
+    </w:p>
+    <w:p/>
+    <w:p/>
+    <w:p>
+      <w:pPr>
+        <w:pStyle w:val="Heading3"/>
+      </w:pPr>
+      <w:r>
+        <w:t>Result Fusion Engine</w:t>
+      </w:r>
+    </w:p>
+    <w:p>
+      <w:r>
+        <w:t xml:space="preserve">Merges heterogenous results from multiple sources using Reciprocal Rank Fusion (RRF) </w:t>
+      </w:r>
+      <w:r>
+        <w:t>or learned fusion weights. This is the most critical component for answer quality in a distributed setup.</w:t>
+      </w:r>
+    </w:p>
+    <w:p/>
+    <w:p/>
+    <w:p>
+      <w:pPr>
+        <w:pStyle w:val="Heading3"/>
+      </w:pPr>
+      <w:r>
+        <w:t>Quality Gate</w:t>
+      </w:r>
+    </w:p>
+    <w:p>
+      <w:r>
+        <w:t>Evaluates whether the retrieved context is sufficient for generation. Uses embedding-based relevance scoring (cosine similarity against the query embedding) rather than LLM-as-judge to keep latency low. If the score falls below a threshold, it triggers query reformulation for another retrieval pass.</w:t>
+      </w:r>
+    </w:p>
+    <w:p/>
+    <w:p>
+      <w:pPr>
+        <w:pStyle w:val="Heading3"/>
+      </w:pPr>
+      <w:r>
+        <w:t>Query Reformulator</w:t>
+      </w:r>
+    </w:p>
+    <w:p>
+      <w:r>
+        <w:t>Applies query expansion, decomposition, or rephrasing techniques when initial retrieval is insufficient. This creates a feedback loop that enables iterative refinement – a key advantage of agentic orchestration over static RAG pipelines.</w:t>
+      </w:r>
+    </w:p>
+    <w:p/>
+    <w:p>
+      <w:pPr>
+        <w:pStyle w:val="Heading3"/>
+      </w:pPr>
+      <w:r>
+        <w:t>Alternative Analysis</w:t>
+      </w:r>
+    </w:p>
+    <w:tbl>
+      <w:tblPr>
+        <w:tblStyle w:val="TableGrid"/>
+        <w:tblW w:w="0" w:type="auto"/>
+        <w:tblLook w:val="04A0" w:firstRow="1" w:lastRow="0" w:firstColumn="1" w:lastColumn="0" w:noHBand="0" w:noVBand="1"/>
+      </w:tblPr>
+      <w:tblGrid>
+        <w:gridCol w:w="2337"/>
+        <w:gridCol w:w="2337"/>
+        <w:gridCol w:w="2338"/>
+        <w:gridCol w:w="2338"/>
+      </w:tblGrid>
+      <w:tr>
+        <w:tc>
+          <w:tcPr>
+            <w:tcW w:w="2337" w:type="dxa"/>
+          </w:tcPr>
+          <w:p>
+            <w:r>
+              <w:t>Component</w:t>
+            </w:r>
+          </w:p>
+        </w:tc>
+        <w:tc>
+          <w:tcPr>
+            <w:tcW w:w="2337" w:type="dxa"/>
+          </w:tcPr>
+          <w:p>
+            <w:r>
+              <w:t>Chosen Approach</w:t>
+            </w:r>
+          </w:p>
+        </w:tc>
+        <w:tc>
+          <w:tcPr>
+            <w:tcW w:w="2338" w:type="dxa"/>
+          </w:tcPr>
+          <w:p>
+            <w:r>
+              <w:t>Alternative</w:t>
+            </w:r>
+          </w:p>
+        </w:tc>
+        <w:tc>
+          <w:tcPr>
+            <w:tcW w:w="2338" w:type="dxa"/>
+          </w:tcPr>
+          <w:p>
+            <w:r>
+              <w:t>Trade-off</w:t>
+            </w:r>
+          </w:p>
+        </w:tc>
+      </w:tr>
+      <w:tr>
+        <w:tc>
+          <w:tcPr>
+            <w:tcW w:w="2337" w:type="dxa"/>
+          </w:tcPr>
+          <w:p/>
+        </w:tc>
+        <w:tc>
+          <w:tcPr>
+            <w:tcW w:w="2337" w:type="dxa"/>
+          </w:tcPr>
+          <w:p/>
+        </w:tc>
+        <w:tc>
+          <w:tcPr>
+            <w:tcW w:w="2338" w:type="dxa"/>
+          </w:tcPr>
+          <w:p/>
+        </w:tc>
+        <w:tc>
+          <w:tcPr>
+            <w:tcW w:w="2338" w:type="dxa"/>
+          </w:tcPr>
+          <w:p/>
+        </w:tc>
+      </w:tr>
+      <w:tr>
+        <w:tc>
+          <w:tcPr>
+            <w:tcW w:w="2337" w:type="dxa"/>
+          </w:tcPr>
+          <w:p/>
+        </w:tc>
+        <w:tc>
+          <w:tcPr>
+            <w:tcW w:w="2337" w:type="dxa"/>
+          </w:tcPr>
+          <w:p/>
+        </w:tc>
+        <w:tc>
+          <w:tcPr>
+            <w:tcW w:w="2338" w:type="dxa"/>
+          </w:tcPr>
+          <w:p/>
+        </w:tc>
+        <w:tc>
+          <w:tcPr>
+            <w:tcW w:w="2338" w:type="dxa"/>
+          </w:tcPr>
+          <w:p/>
+        </w:tc>
+      </w:tr>
+      <w:tr>
+        <w:tc>
+          <w:tcPr>
+            <w:tcW w:w="2337" w:type="dxa"/>
+          </w:tcPr>
+          <w:p/>
+        </w:tc>
+        <w:tc>
+          <w:tcPr>
+            <w:tcW w:w="2337" w:type="dxa"/>
+          </w:tcPr>
+          <w:p/>
+        </w:tc>
+        <w:tc>
+          <w:tcPr>
+            <w:tcW w:w="2338" w:type="dxa"/>
+          </w:tcPr>
+          <w:p/>
+        </w:tc>
+        <w:tc>
+          <w:tcPr>
+            <w:tcW w:w="2338" w:type="dxa"/>
+          </w:tcPr>
+          <w:p/>
+        </w:tc>
+      </w:tr>
+      <w:tr>
+        <w:tc>
+          <w:tcPr>
+            <w:tcW w:w="2337" w:type="dxa"/>
+          </w:tcPr>
+          <w:p/>
+        </w:tc>
+        <w:tc>
+          <w:tcPr>
+            <w:tcW w:w="2337" w:type="dxa"/>
+          </w:tcPr>
+          <w:p/>
+        </w:tc>
+        <w:tc>
+          <w:tcPr>
+            <w:tcW w:w="2338" w:type="dxa"/>
+          </w:tcPr>
+          <w:p/>
+        </w:tc>
+        <w:tc>
+          <w:tcPr>
+            <w:tcW w:w="2338" w:type="dxa"/>
+          </w:tcPr>
+          <w:p/>
+        </w:tc>
+      </w:tr>
+      <w:tr>
+        <w:tc>
+          <w:tcPr>
+            <w:tcW w:w="2337" w:type="dxa"/>
+          </w:tcPr>
+          <w:p/>
+        </w:tc>
+        <w:tc>
+          <w:tcPr>
+            <w:tcW w:w="2337" w:type="dxa"/>
+          </w:tcPr>
+          <w:p/>
+        </w:tc>
+        <w:tc>
+          <w:tcPr>
+            <w:tcW w:w="2338" w:type="dxa"/>
+          </w:tcPr>
+          <w:p/>
+        </w:tc>
+        <w:tc>
+          <w:tcPr>
+            <w:tcW w:w="2338" w:type="dxa"/>
+          </w:tcPr>
+          <w:p/>
+        </w:tc>
+      </w:tr>
+    </w:tbl>
     <w:p/>
     <w:p/>
     <w:p/>
@@ -1094,6 +1388,25 @@
       <w:shd w:val="clear" w:color="auto" w:fill="E1DFDD"/>
     </w:rPr>
   </w:style>
+  <w:style w:type="table" w:styleId="TableGrid">
+    <w:name w:val="Table Grid"/>
+    <w:basedOn w:val="TableNormal"/>
+    <w:uiPriority w:val="39"/>
+    <w:rsid w:val="001A4A65"/>
+    <w:pPr>
+      <w:spacing w:after="0" w:line="240" w:lineRule="auto"/>
+    </w:pPr>
+    <w:tblPr>
+      <w:tblBorders>
+        <w:top w:val="single" w:sz="4" w:space="0" w:color="auto"/>
+        <w:left w:val="single" w:sz="4" w:space="0" w:color="auto"/>
+        <w:bottom w:val="single" w:sz="4" w:space="0" w:color="auto"/>
+        <w:right w:val="single" w:sz="4" w:space="0" w:color="auto"/>
+        <w:insideH w:val="single" w:sz="4" w:space="0" w:color="auto"/>
+        <w:insideV w:val="single" w:sz="4" w:space="0" w:color="auto"/>
+      </w:tblBorders>
+    </w:tblPr>
+  </w:style>
 </w:styles>
 </file>
 

--- a/docs/MCP-Based_Distributed_RAG_Architecture.docx
+++ b/docs/MCP-Based_Distributed_RAG_Architecture.docx
@@ -224,19 +224,19 @@
     <w:tbl>
       <w:tblPr>
         <w:tblStyle w:val="TableGrid"/>
-        <w:tblW w:w="0" w:type="auto"/>
+        <w:tblW w:w="9805" w:type="dxa"/>
         <w:tblLook w:val="04A0" w:firstRow="1" w:lastRow="0" w:firstColumn="1" w:lastColumn="0" w:noHBand="0" w:noVBand="1"/>
       </w:tblPr>
       <w:tblGrid>
-        <w:gridCol w:w="2337"/>
-        <w:gridCol w:w="2337"/>
-        <w:gridCol w:w="2338"/>
-        <w:gridCol w:w="2338"/>
+        <w:gridCol w:w="1885"/>
+        <w:gridCol w:w="2045"/>
+        <w:gridCol w:w="2455"/>
+        <w:gridCol w:w="3420"/>
       </w:tblGrid>
       <w:tr>
         <w:tc>
           <w:tcPr>
-            <w:tcW w:w="2337" w:type="dxa"/>
+            <w:tcW w:w="1885" w:type="dxa"/>
           </w:tcPr>
           <w:p>
             <w:r>
@@ -246,7 +246,7 @@
         </w:tc>
         <w:tc>
           <w:tcPr>
-            <w:tcW w:w="2337" w:type="dxa"/>
+            <w:tcW w:w="2045" w:type="dxa"/>
           </w:tcPr>
           <w:p>
             <w:r>
@@ -256,7 +256,7 @@
         </w:tc>
         <w:tc>
           <w:tcPr>
-            <w:tcW w:w="2338" w:type="dxa"/>
+            <w:tcW w:w="2455" w:type="dxa"/>
           </w:tcPr>
           <w:p>
             <w:r>
@@ -266,7 +266,7 @@
         </w:tc>
         <w:tc>
           <w:tcPr>
-            <w:tcW w:w="2338" w:type="dxa"/>
+            <w:tcW w:w="3420" w:type="dxa"/>
           </w:tcPr>
           <w:p>
             <w:r>
@@ -278,103 +278,168 @@
       <w:tr>
         <w:tc>
           <w:tcPr>
-            <w:tcW w:w="2337" w:type="dxa"/>
-          </w:tcPr>
-          <w:p/>
-        </w:tc>
-        <w:tc>
-          <w:tcPr>
-            <w:tcW w:w="2337" w:type="dxa"/>
-          </w:tcPr>
-          <w:p/>
-        </w:tc>
-        <w:tc>
-          <w:tcPr>
-            <w:tcW w:w="2338" w:type="dxa"/>
-          </w:tcPr>
-          <w:p/>
-        </w:tc>
-        <w:tc>
-          <w:tcPr>
-            <w:tcW w:w="2338" w:type="dxa"/>
-          </w:tcPr>
-          <w:p/>
+            <w:tcW w:w="1885" w:type="dxa"/>
+          </w:tcPr>
+          <w:p>
+            <w:r>
+              <w:t>Query Classification</w:t>
+            </w:r>
+          </w:p>
+        </w:tc>
+        <w:tc>
+          <w:tcPr>
+            <w:tcW w:w="2045" w:type="dxa"/>
+          </w:tcPr>
+          <w:p>
+            <w:r>
+              <w:t>LLM-based classifier</w:t>
+            </w:r>
+          </w:p>
+        </w:tc>
+        <w:tc>
+          <w:tcPr>
+            <w:tcW w:w="2455" w:type="dxa"/>
+          </w:tcPr>
+          <w:p>
+            <w:r>
+              <w:t>Rule-based / regex routing</w:t>
+            </w:r>
+          </w:p>
+        </w:tc>
+        <w:tc>
+          <w:tcPr>
+            <w:tcW w:w="3420" w:type="dxa"/>
+          </w:tcPr>
+          <w:p>
+            <w:r>
+              <w:t>Rules are faster but brittle; LLM handles ambiguous queries better</w:t>
+            </w:r>
+          </w:p>
         </w:tc>
       </w:tr>
       <w:tr>
         <w:tc>
           <w:tcPr>
-            <w:tcW w:w="2337" w:type="dxa"/>
-          </w:tcPr>
-          <w:p/>
-        </w:tc>
-        <w:tc>
-          <w:tcPr>
-            <w:tcW w:w="2337" w:type="dxa"/>
-          </w:tcPr>
-          <w:p/>
-        </w:tc>
-        <w:tc>
-          <w:tcPr>
-            <w:tcW w:w="2338" w:type="dxa"/>
-          </w:tcPr>
-          <w:p/>
-        </w:tc>
-        <w:tc>
-          <w:tcPr>
-            <w:tcW w:w="2338" w:type="dxa"/>
-          </w:tcPr>
-          <w:p/>
+            <w:tcW w:w="1885" w:type="dxa"/>
+          </w:tcPr>
+          <w:p>
+            <w:r>
+              <w:t>Parallel Execution</w:t>
+            </w:r>
+          </w:p>
+        </w:tc>
+        <w:tc>
+          <w:tcPr>
+            <w:tcW w:w="2045" w:type="dxa"/>
+          </w:tcPr>
+          <w:p>
+            <w:r>
+              <w:t>Async fan-out with timeouts</w:t>
+            </w:r>
+          </w:p>
+        </w:tc>
+        <w:tc>
+          <w:tcPr>
+            <w:tcW w:w="2455" w:type="dxa"/>
+          </w:tcPr>
+          <w:p>
+            <w:r>
+              <w:t>Sequential retrieval</w:t>
+            </w:r>
+          </w:p>
+        </w:tc>
+        <w:tc>
+          <w:tcPr>
+            <w:tcW w:w="3420" w:type="dxa"/>
+          </w:tcPr>
+          <w:p>
+            <w:r>
+              <w:t>Sequential is simpler but 3-5x slower for multi-source queries</w:t>
+            </w:r>
+          </w:p>
         </w:tc>
       </w:tr>
       <w:tr>
         <w:tc>
           <w:tcPr>
-            <w:tcW w:w="2337" w:type="dxa"/>
-          </w:tcPr>
-          <w:p/>
-        </w:tc>
-        <w:tc>
-          <w:tcPr>
-            <w:tcW w:w="2337" w:type="dxa"/>
-          </w:tcPr>
-          <w:p/>
-        </w:tc>
-        <w:tc>
-          <w:tcPr>
-            <w:tcW w:w="2338" w:type="dxa"/>
-          </w:tcPr>
-          <w:p/>
-        </w:tc>
-        <w:tc>
-          <w:tcPr>
-            <w:tcW w:w="2338" w:type="dxa"/>
-          </w:tcPr>
-          <w:p/>
+            <w:tcW w:w="1885" w:type="dxa"/>
+          </w:tcPr>
+          <w:p>
+            <w:r>
+              <w:t>Result Fusion</w:t>
+            </w:r>
+          </w:p>
+        </w:tc>
+        <w:tc>
+          <w:tcPr>
+            <w:tcW w:w="2045" w:type="dxa"/>
+          </w:tcPr>
+          <w:p>
+            <w:r>
+              <w:t>Reciprocal Rank Fusion</w:t>
+            </w:r>
+          </w:p>
+        </w:tc>
+        <w:tc>
+          <w:tcPr>
+            <w:tcW w:w="2455" w:type="dxa"/>
+          </w:tcPr>
+          <w:p>
+            <w:r>
+              <w:t xml:space="preserve">Learned cross-encoder </w:t>
+            </w:r>
+            <w:proofErr w:type="spellStart"/>
+            <w:r>
+              <w:t>reranker</w:t>
+            </w:r>
+            <w:proofErr w:type="spellEnd"/>
+          </w:p>
+        </w:tc>
+        <w:tc>
+          <w:tcPr>
+            <w:tcW w:w="3420" w:type="dxa"/>
+          </w:tcPr>
+          <w:p>
+            <w:r>
+              <w:t xml:space="preserve">Cross-encoder is more accurate but adds 200-500 </w:t>
+            </w:r>
+            <w:proofErr w:type="spellStart"/>
+            <w:r>
+              <w:t>ms</w:t>
+            </w:r>
+            <w:proofErr w:type="spellEnd"/>
+            <w:r>
+              <w:t xml:space="preserve"> latency</w:t>
+            </w:r>
+          </w:p>
         </w:tc>
       </w:tr>
       <w:tr>
         <w:tc>
           <w:tcPr>
-            <w:tcW w:w="2337" w:type="dxa"/>
+            <w:tcW w:w="1885" w:type="dxa"/>
+          </w:tcPr>
+          <w:p>
+            <w:r>
+              <w:t>Quality Gate</w:t>
+            </w:r>
+          </w:p>
+        </w:tc>
+        <w:tc>
+          <w:tcPr>
+            <w:tcW w:w="2045" w:type="dxa"/>
           </w:tcPr>
           <w:p/>
         </w:tc>
         <w:tc>
           <w:tcPr>
-            <w:tcW w:w="2337" w:type="dxa"/>
+            <w:tcW w:w="2455" w:type="dxa"/>
           </w:tcPr>
           <w:p/>
         </w:tc>
         <w:tc>
           <w:tcPr>
-            <w:tcW w:w="2338" w:type="dxa"/>
-          </w:tcPr>
-          <w:p/>
-        </w:tc>
-        <w:tc>
-          <w:tcPr>
-            <w:tcW w:w="2338" w:type="dxa"/>
+            <w:tcW w:w="3420" w:type="dxa"/>
           </w:tcPr>
           <w:p/>
         </w:tc>
@@ -382,25 +447,25 @@
       <w:tr>
         <w:tc>
           <w:tcPr>
-            <w:tcW w:w="2337" w:type="dxa"/>
+            <w:tcW w:w="1885" w:type="dxa"/>
           </w:tcPr>
           <w:p/>
         </w:tc>
         <w:tc>
           <w:tcPr>
-            <w:tcW w:w="2337" w:type="dxa"/>
+            <w:tcW w:w="2045" w:type="dxa"/>
           </w:tcPr>
           <w:p/>
         </w:tc>
         <w:tc>
           <w:tcPr>
-            <w:tcW w:w="2338" w:type="dxa"/>
+            <w:tcW w:w="2455" w:type="dxa"/>
           </w:tcPr>
           <w:p/>
         </w:tc>
         <w:tc>
           <w:tcPr>
-            <w:tcW w:w="2338" w:type="dxa"/>
+            <w:tcW w:w="3420" w:type="dxa"/>
           </w:tcPr>
           <w:p/>
         </w:tc>
